--- a/模版/空白复杂表格.docx
+++ b/模版/空白复杂表格.docx
@@ -249,6 +249,9 @@
           <w:p>
             <w:pPr>
               <w:jc w:val="center"/>
+              <w:rPr>
+                <w:rFonts w:hint="eastAsia" w:ascii="楷体" w:hAnsi="楷体" w:eastAsia="楷体" w:cs="楷体"/>
+              </w:rPr>
             </w:pPr>
           </w:p>
         </w:tc>
@@ -261,6 +264,9 @@
           <w:p>
             <w:pPr>
               <w:jc w:val="center"/>
+              <w:rPr>
+                <w:rFonts w:hint="eastAsia" w:ascii="楷体" w:hAnsi="楷体" w:eastAsia="楷体" w:cs="楷体"/>
+              </w:rPr>
             </w:pPr>
           </w:p>
         </w:tc>
@@ -273,6 +279,9 @@
           <w:p>
             <w:pPr>
               <w:jc w:val="center"/>
+              <w:rPr>
+                <w:rFonts w:hint="eastAsia" w:ascii="楷体" w:hAnsi="楷体" w:eastAsia="楷体" w:cs="楷体"/>
+              </w:rPr>
             </w:pPr>
           </w:p>
         </w:tc>
@@ -282,7 +291,13 @@
             <w:vMerge w:val="restart"/>
             <w:vAlign w:val="center"/>
           </w:tcPr>
-          <w:p/>
+          <w:p>
+            <w:pPr>
+              <w:rPr>
+                <w:rFonts w:hint="eastAsia" w:ascii="楷体" w:hAnsi="楷体" w:eastAsia="楷体" w:cs="楷体"/>
+              </w:rPr>
+            </w:pPr>
+          </w:p>
         </w:tc>
         <w:tc>
           <w:tcPr>
@@ -290,14 +305,26 @@
             <w:vMerge w:val="restart"/>
             <w:vAlign w:val="center"/>
           </w:tcPr>
-          <w:p/>
+          <w:p>
+            <w:pPr>
+              <w:rPr>
+                <w:rFonts w:hint="eastAsia" w:ascii="楷体" w:hAnsi="楷体" w:eastAsia="楷体" w:cs="楷体"/>
+              </w:rPr>
+            </w:pPr>
+          </w:p>
         </w:tc>
         <w:tc>
           <w:tcPr>
             <w:tcW w:w="1701" w:type="dxa"/>
             <w:vAlign w:val="center"/>
           </w:tcPr>
-          <w:p/>
+          <w:p>
+            <w:pPr>
+              <w:rPr>
+                <w:rFonts w:hint="eastAsia" w:ascii="楷体" w:hAnsi="楷体" w:eastAsia="楷体" w:cs="楷体"/>
+              </w:rPr>
+            </w:pPr>
+          </w:p>
         </w:tc>
       </w:tr>
       <w:tr>
@@ -377,7 +404,13 @@
             <w:tcW w:w="1701" w:type="dxa"/>
             <w:vAlign w:val="center"/>
           </w:tcPr>
-          <w:p/>
+          <w:p>
+            <w:pPr>
+              <w:rPr>
+                <w:rFonts w:hint="eastAsia" w:ascii="楷体" w:hAnsi="楷体" w:eastAsia="楷体" w:cs="楷体"/>
+              </w:rPr>
+            </w:pPr>
+          </w:p>
         </w:tc>
       </w:tr>
       <w:tr>
@@ -457,7 +490,15 @@
             <w:tcW w:w="1701" w:type="dxa"/>
             <w:vAlign w:val="center"/>
           </w:tcPr>
-          <w:p/>
+          <w:p>
+            <w:pPr>
+              <w:rPr>
+                <w:rFonts w:hint="eastAsia" w:ascii="楷体" w:hAnsi="楷体" w:eastAsia="楷体" w:cs="楷体"/>
+              </w:rPr>
+            </w:pPr>
+            <w:bookmarkStart w:id="0" w:name="_GoBack"/>
+            <w:bookmarkEnd w:id="0"/>
+          </w:p>
         </w:tc>
       </w:tr>
       <w:tr>
@@ -1258,7 +1299,7 @@
     <w:lsdException w:qFormat="1" w:unhideWhenUsed="0" w:uiPriority="10" w:semiHidden="0" w:name="Title"/>
     <w:lsdException w:uiPriority="99" w:name="Closing"/>
     <w:lsdException w:uiPriority="99" w:name="Signature"/>
-    <w:lsdException w:uiPriority="1" w:name="Default Paragraph Font"/>
+    <w:lsdException w:qFormat="1" w:uiPriority="1" w:name="Default Paragraph Font"/>
     <w:lsdException w:uiPriority="99" w:name="Body Text"/>
     <w:lsdException w:uiPriority="99" w:name="Body Text Indent"/>
     <w:lsdException w:uiPriority="99" w:name="List Continue"/>
@@ -1462,6 +1503,7 @@
     <w:name w:val="Default Paragraph Font"/>
     <w:semiHidden/>
     <w:unhideWhenUsed/>
+    <w:qFormat/>
     <w:uiPriority w:val="1"/>
   </w:style>
   <w:style w:type="table" w:default="1" w:styleId="4">
